--- a/public/template_anh.docx
+++ b/public/template_anh.docx
@@ -34,16 +34,7 @@
           <w:b/>
           <w:sz w:val="28"/>
         </w:rPr>
-        <w:t>{</w:t>
-      </w:r>
-      <w:proofErr w:type="gramStart"/>
-      <w:r>
-        <w:rPr>
-          <w:rFonts w:ascii="Times New Roman" w:hAnsi="Times New Roman" w:cs="Times New Roman"/>
-          <w:b/>
-          <w:sz w:val="28"/>
-        </w:rPr>
-        <w:t>w}</w:t>
+        <w:t>{w}</w:t>
       </w:r>
       <w:r>
         <w:rPr>
@@ -60,17 +51,7 @@
           <w:i/>
           <w:sz w:val="28"/>
         </w:rPr>
-        <w:t xml:space="preserve">  </w:t>
-      </w:r>
-      <w:proofErr w:type="gramEnd"/>
-      <w:r>
-        <w:rPr>
-          <w:rFonts w:ascii="Times New Roman" w:hAnsi="Times New Roman" w:cs="Times New Roman"/>
-          <w:b/>
-          <w:i/>
-          <w:sz w:val="28"/>
-        </w:rPr>
-        <w:t xml:space="preserve">                                  </w:t>
+        <w:t xml:space="preserve">                                    </w:t>
       </w:r>
       <w:proofErr w:type="spellStart"/>
       <w:r>
@@ -9872,7 +9853,27 @@
           <w:sz w:val="26"/>
           <w:szCs w:val="26"/>
         </w:rPr>
-        <w:t>5</w:t>
+        <w:t>{</w:t>
+      </w:r>
+      <w:proofErr w:type="spellStart"/>
+      <w:r>
+        <w:rPr>
+          <w:rFonts w:ascii="Times New Roman" w:hAnsi="Times New Roman" w:cs="Times New Roman"/>
+          <w:color w:val="000000" w:themeColor="text1"/>
+          <w:sz w:val="26"/>
+          <w:szCs w:val="26"/>
+        </w:rPr>
+        <w:t>sign_day</w:t>
+      </w:r>
+      <w:proofErr w:type="spellEnd"/>
+      <w:r>
+        <w:rPr>
+          <w:rFonts w:ascii="Times New Roman" w:hAnsi="Times New Roman" w:cs="Times New Roman"/>
+          <w:color w:val="000000" w:themeColor="text1"/>
+          <w:sz w:val="26"/>
+          <w:szCs w:val="26"/>
+        </w:rPr>
+        <w:t>}</w:t>
       </w:r>
       <w:r>
         <w:rPr>
@@ -9910,8 +9911,9 @@
           <w:sz w:val="26"/>
           <w:szCs w:val="26"/>
         </w:rPr>
-        <w:t>1</w:t>
+        <w:t>{</w:t>
       </w:r>
+      <w:proofErr w:type="spellStart"/>
       <w:r>
         <w:rPr>
           <w:rFonts w:ascii="Times New Roman" w:hAnsi="Times New Roman" w:cs="Times New Roman"/>
@@ -9919,7 +9921,17 @@
           <w:sz w:val="26"/>
           <w:szCs w:val="26"/>
         </w:rPr>
-        <w:t>2</w:t>
+        <w:t>sign_month</w:t>
+      </w:r>
+      <w:proofErr w:type="spellEnd"/>
+      <w:r>
+        <w:rPr>
+          <w:rFonts w:ascii="Times New Roman" w:hAnsi="Times New Roman" w:cs="Times New Roman"/>
+          <w:color w:val="000000" w:themeColor="text1"/>
+          <w:sz w:val="26"/>
+          <w:szCs w:val="26"/>
+        </w:rPr>
+        <w:t>}</w:t>
       </w:r>
       <w:r>
         <w:rPr>
@@ -9948,7 +9960,7 @@
           <w:sz w:val="26"/>
           <w:szCs w:val="26"/>
         </w:rPr>
-        <w:t xml:space="preserve"> 202</w:t>
+        <w:t xml:space="preserve"> </w:t>
       </w:r>
       <w:r>
         <w:rPr>
@@ -9957,7 +9969,36 @@
           <w:sz w:val="26"/>
           <w:szCs w:val="26"/>
         </w:rPr>
-        <w:t xml:space="preserve">5  </w:t>
+        <w:t>{</w:t>
+      </w:r>
+      <w:proofErr w:type="spellStart"/>
+      <w:r>
+        <w:rPr>
+          <w:rFonts w:ascii="Times New Roman" w:hAnsi="Times New Roman" w:cs="Times New Roman"/>
+          <w:color w:val="000000" w:themeColor="text1"/>
+          <w:sz w:val="26"/>
+          <w:szCs w:val="26"/>
+        </w:rPr>
+        <w:t>sign_year</w:t>
+      </w:r>
+      <w:proofErr w:type="spellEnd"/>
+      <w:r>
+        <w:rPr>
+          <w:rFonts w:ascii="Times New Roman" w:hAnsi="Times New Roman" w:cs="Times New Roman"/>
+          <w:color w:val="000000" w:themeColor="text1"/>
+          <w:sz w:val="26"/>
+          <w:szCs w:val="26"/>
+        </w:rPr>
+        <w:t>}</w:t>
+      </w:r>
+      <w:r>
+        <w:rPr>
+          <w:rFonts w:ascii="Times New Roman" w:hAnsi="Times New Roman" w:cs="Times New Roman"/>
+          <w:color w:val="000000" w:themeColor="text1"/>
+          <w:sz w:val="26"/>
+          <w:szCs w:val="26"/>
+        </w:rPr>
+        <w:t xml:space="preserve">  </w:t>
       </w:r>
     </w:p>
     <w:p>
@@ -10633,7 +10674,6 @@
   <w:style w:type="character" w:default="1" w:styleId="DefaultParagraphFont">
     <w:name w:val="Default Paragraph Font"/>
     <w:uiPriority w:val="1"/>
-    <w:semiHidden/>
     <w:unhideWhenUsed/>
   </w:style>
   <w:style w:type="table" w:default="1" w:styleId="TableNormal">
